--- a/docs/Signyales_Software_Requirements.docx
+++ b/docs/Signyales_Software_Requirements.docx
@@ -29,7 +29,7 @@
           <w:sz w:val="24"/>
           <w:szCs w:val="24"/>
         </w:rPr>
-        <w:t xml:space="preserve">This section identifies the software components required to implement the Signyales system, organized by the physical layer on which each component runs. The system is composed of four cooperating software layers: glove-node firmware, receiver-dongle firmware, central hub software on the Raspberry Pi 4, and an offline machine learning development pipeline used to produce the TinyML model deployed at runtime. Each layer is described below, followed by a consolidated software requirements matrix.</w:t>
+        <w:t xml:space="preserve">This section identifies the software components required to implement the Signyales system, organized by the physical layer on which each component runs. The system is composed of four cooperating software layers: glove-node firmware, receiver-dongle firmware, central hub software on the Raspberry Pi 5, and an offline machine learning development pipeline used to produce the TinyML model deployed at runtime. Each layer is described below, followed by a consolidated software requirements matrix.</w:t>
       </w:r>
     </w:p>
     <w:p>
@@ -234,7 +234,7 @@
           <w:sz w:val="24"/>
           <w:szCs w:val="24"/>
         </w:rPr>
-        <w:t xml:space="preserve">UART/Serial forwarding of the synchronized data to the Raspberry Pi 4.</w:t>
+        <w:t xml:space="preserve">UART/Serial forwarding of the synchronized data to the Raspberry Pi 5.</w:t>
       </w:r>
     </w:p>
     <w:p>
@@ -268,7 +268,7 @@
           <w:sz w:val="26"/>
           <w:szCs w:val="26"/>
         </w:rPr>
-        <w:t xml:space="preserve">3. Central Hub Software (Raspberry Pi 4)</w:t>
+        <w:t xml:space="preserve">3. Central Hub Software (Raspberry Pi 5)</w:t>
       </w:r>
     </w:p>
     <w:p>
@@ -282,7 +282,7 @@
           <w:sz w:val="24"/>
           <w:szCs w:val="24"/>
         </w:rPr>
-        <w:t xml:space="preserve">The Raspberry Pi 4 is the system's central processing unit and requires the most extensive software stack, covering data ingestion, inference, translation, and speech output.</w:t>
+        <w:t xml:space="preserve">The Raspberry Pi 5 is the system's central processing unit and requires the most extensive software stack, covering data ingestion, inference, translation, and speech output.</w:t>
       </w:r>
     </w:p>
     <w:p>

--- a/docs/Signyales_Software_Requirements.docx
+++ b/docs/Signyales_Software_Requirements.docx
@@ -378,6 +378,25 @@
           <w:szCs w:val="24"/>
         </w:rPr>
         <w:t xml:space="preserve">Minimal status feedback (e.g., console or LED-based) in place of a mobile application or graphical interface, which are explicitly excluded from the project scope.</w:t>
+      </w:r>
+    </w:p>
+    <w:p>
+      <w:pPr>
+        <w:pStyle w:val="ListParagraph"/>
+        <w:numPr>
+          <w:ilvl w:val="0"/>
+          <w:numId w:val="1"/>
+        </w:numPr>
+        <w:spacing w:after="120" w:line="360"/>
+        <w:jc w:val="both"/>
+      </w:pPr>
+      <w:r>
+        <w:rPr>
+          <w:rFonts w:ascii="Times New Roman" w:cs="Times New Roman" w:eastAsia="Times New Roman" w:hAnsi="Times New Roman"/>
+          <w:sz w:val="24"/>
+          <w:szCs w:val="24"/>
+        </w:rPr>
+        <w:t>Scope change (October 2026): besides console output, the team added a windowed app (gui/signyales_gui.py) that shows large subtitles, speaks recognized words, records training data and can mirror the Pi's output on a laptop's screen and speakers. The team reports that the adviser approved this change. The proposal's scope text still describes console-only output and should be updated to match.</w:t>
       </w:r>
     </w:p>
     <w:p>

--- a/docs/Signyales_Software_Requirements.docx
+++ b/docs/Signyales_Software_Requirements.docx
@@ -44,7 +44,7 @@
           <w:sz w:val="26"/>
           <w:szCs w:val="26"/>
         </w:rPr>
-        <w:t xml:space="preserve">1. Glove Node Firmware (ESP32-S3, ×2)</w:t>
+        <w:t xml:space="preserve">1. Glove Node Firmware (original ESP32, ×2)</w:t>
       </w:r>
     </w:p>
     <w:p>
@@ -59,6 +59,20 @@
           <w:szCs w:val="24"/>
         </w:rPr>
         <w:t xml:space="preserve">Each of the two wearable units requires embedded firmware responsible for reading raw sensor data and transmitting it wirelessly to the receiver dongle. This firmware constitutes the first stage of the data pipeline and directly determines the fidelity of the gesture data available to the recognition model downstream.</w:t>
+      </w:r>
+    </w:p>
+    <w:p>
+      <w:pPr>
+        <w:spacing w:after="200" w:line="360"/>
+        <w:jc w:val="both"/>
+      </w:pPr>
+      <w:r>
+        <w:rPr>
+          <w:rFonts w:ascii="Times New Roman" w:cs="Times New Roman" w:eastAsia="Times New Roman" w:hAnsi="Times New Roman"/>
+          <w:sz w:val="24"/>
+          <w:szCs w:val="24"/>
+        </w:rPr>
+        <w:t xml:space="preserve">Changed from the proposal (October 2026, confirmed with the adviser): the gloves as built use the original ESP32 (ESP32-DevKitC-32E clone) instead of the ESP32-S3, with 6 flex sensors per glove (5 fingers + 1 palm sensor) instead of 5. Only 6 ADC1 pins can be read while ESP-NOW transmits, which sets the number of sensors; the Pi therefore receives 24 values per sample instead of 22.</w:t>
       </w:r>
     </w:p>
     <w:p>
@@ -77,7 +91,7 @@
           <w:sz w:val="24"/>
           <w:szCs w:val="24"/>
         </w:rPr>
-        <w:t xml:space="preserve">Sensor sampling routines for the flex sensors (finger bend/handshape) and the accelerometer/IMU (hand orientation and motion), read via the ESP32-S3's ADC and I2C/SPI peripherals.</w:t>
+        <w:t xml:space="preserve">Sensor sampling routines for the 6 flex sensors (finger bend/handshape and palm) and the MPU6050 accelerometer/gyroscope (hand orientation and motion), read via the ESP32's ADC1 pins and I2C (SDA IO21, SCL IO22).</w:t>
       </w:r>
     </w:p>
     <w:p>
@@ -148,7 +162,7 @@
           <w:sz w:val="24"/>
           <w:szCs w:val="24"/>
         </w:rPr>
-        <w:t xml:space="preserve">Recommended development environment: Arduino IDE or PlatformIO with the ESP-IDF framework, written in Embedded C++.</w:t>
+        <w:t xml:space="preserve">Development environment used: PlatformIO in Visual Studio Code with the Arduino framework (platform espressif32 7.1.3, Arduino core 2.0.17), written in Embedded C++.</w:t>
       </w:r>
     </w:p>
     <w:p>
@@ -234,7 +248,7 @@
           <w:sz w:val="24"/>
           <w:szCs w:val="24"/>
         </w:rPr>
-        <w:t xml:space="preserve">UART/Serial forwarding of the synchronized data to the Raspberry Pi 5.</w:t>
+        <w:t xml:space="preserve">Serial forwarding of the synchronized data to the Raspberry Pi 5: over the receiver's USB cable by default (since 29 October 2026), or over the UART pins as an option chosen on the Pi.</w:t>
       </w:r>
     </w:p>
     <w:p>
@@ -301,7 +315,7 @@
           <w:sz w:val="24"/>
           <w:szCs w:val="24"/>
         </w:rPr>
-        <w:t xml:space="preserve">A serial listener to ingest the UART stream from the receiver dongle and parse it into structured sensor frames.</w:t>
+        <w:t xml:space="preserve">A serial listener to ingest the frame stream from the receiver dongle (USB cable by default, or UART) and parse it into structured sensor frames.</w:t>
       </w:r>
     </w:p>
     <w:p>
@@ -396,7 +410,7 @@
           <w:sz w:val="24"/>
           <w:szCs w:val="24"/>
         </w:rPr>
-        <w:t>Scope change (October 2026): besides console output, the team added a windowed app (gui/signyales_gui.py) that shows large subtitles, speaks recognized words, records training data and can mirror the Pi's output on a laptop's screen and speakers. The team reports that the adviser approved this change. The proposal's scope text still describes console-only output and should be updated to match.</w:t>
+        <w:t xml:space="preserve">Scope change (October 2026, approved by the adviser): besides console output, the team added a windowed app (gui/signyales_gui.py) that shows large subtitles, speaks recognized words, records training data and can mirror the Pi's output on a laptop's screen and speakers, plus a full-screen kiosk mode that starts with the Pi (plug and play). The proposal's scope text still describes console-only output and should be updated to match.</w:t>
       </w:r>
     </w:p>
     <w:p>
@@ -1072,7 +1086,7 @@
                 <w:sz w:val="22"/>
                 <w:szCs w:val="22"/>
               </w:rPr>
-              <w:t xml:space="preserve">Arduino IDE / PlatformIO (ESP-IDF), Embedded C++</w:t>
+              <w:t xml:space="preserve">PlatformIO (Arduino framework), Embedded C++</w:t>
             </w:r>
           </w:p>
         </w:tc>
@@ -1143,7 +1157,7 @@
                 <w:sz w:val="22"/>
                 <w:szCs w:val="22"/>
               </w:rPr>
-              <w:t xml:space="preserve">Arduino IDE / PlatformIO (ESP-IDF), Embedded C++</w:t>
+              <w:t xml:space="preserve">PlatformIO (Arduino framework), Embedded C++</w:t>
             </w:r>
           </w:p>
         </w:tc>
@@ -1166,7 +1180,7 @@
                 <w:sz w:val="22"/>
                 <w:szCs w:val="22"/>
               </w:rPr>
-              <w:t xml:space="preserve">ESP-NOW reception, packet sync, and UART forwarding.</w:t>
+              <w:t xml:space="preserve">ESP-NOW reception, packet sync, and serial forwarding to the Pi (USB or UART).</w:t>
             </w:r>
           </w:p>
         </w:tc>
@@ -1612,6 +1626,22 @@
           <w:szCs w:val="24"/>
         </w:rPr>
         <w:t xml:space="preserve">Note: The proposal's current Software Used section names Jupyter Notebook and Visual Studio Code but does not specify the firmware framework (Arduino IDE vs. ESP-IDF/PlatformIO) or the offline text-to-speech engine to be used. Both should be finalized and stated explicitly, as they are load-bearing implementation decisions likely to be raised during panel review.</w:t>
+      </w:r>
+    </w:p>
+    <w:p>
+      <w:pPr>
+        <w:spacing w:after="200" w:line="360"/>
+        <w:jc w:val="both"/>
+      </w:pPr>
+      <w:r>
+        <w:rPr>
+          <w:rFonts w:ascii="Times New Roman" w:cs="Times New Roman" w:eastAsia="Times New Roman" w:hAnsi="Times New Roman"/>
+          <w:i/>
+          <w:iCs/>
+          <w:sz w:val="24"/>
+          <w:szCs w:val="24"/>
+        </w:rPr>
+        <w:t xml:space="preserve">Decided since (October 2026): the firmware uses PlatformIO with the Arduino framework (espressif32 7.1.3, Arduino core 2.0.17), and offline speech uses espeak-ng on the Raspberry Pi (the Windows voice when the app runs on a laptop).</w:t>
       </w:r>
     </w:p>
     <w:sectPr>
